--- a/entregables/Informe_Practica_Diagrama_Pareto.docx
+++ b/entregables/Informe_Practica_Diagrama_Pareto.docx
@@ -2127,292 +2127,77 @@
         <w:t xml:space="preserve">Salida de Consola del Software Ejecutando el Análisis de Pareto</w:t>
       </w:r>
     </w:p>
-    <w:tbl>
-      <w:tblPr>
-        <w:tblW w:type="dxa" w:w="9360"/>
-        <w:tblBorders>
-          <w:top w:val="single" w:color="auto" w:sz="4"/>
-          <w:left w:val="single" w:color="auto" w:sz="4"/>
-          <w:bottom w:val="single" w:color="auto" w:sz="4"/>
-          <w:right w:val="single" w:color="auto" w:sz="4"/>
-          <w:insideH w:val="single" w:color="auto" w:sz="4"/>
-          <w:insideV w:val="single" w:color="auto" w:sz="4"/>
-        </w:tblBorders>
-      </w:tblPr>
-      <w:tblGrid>
-        <w:gridCol w:w="9360"/>
-      </w:tblGrid>
-      <w:tr>
-        <w:tc>
-          <w:tcPr>
-            <w:tcBorders>
-              <w:top w:val="single" w:color="000000" w:sz="4"/>
-              <w:left w:val="single" w:color="000000" w:sz="4"/>
-              <w:bottom w:val="single" w:color="000000" w:sz="4"/>
-              <w:right w:val="single" w:color="000000" w:sz="4"/>
-            </w:tcBorders>
-            <w:tcMar>
-              <w:top w:type="dxa" w:w="180"/>
-              <w:left w:type="dxa" w:w="200"/>
-              <w:bottom w:type="dxa" w:w="180"/>
-              <w:right w:type="dxa" w:w="200"/>
-            </w:tcMar>
-          </w:tcPr>
-          <w:p>
-            <w:pPr>
-              <w:spacing w:after="0" w:before="0" w:line="240" w:lineRule="auto"/>
-            </w:pPr>
-            <w:r>
-              <w:rPr>
-                <w:rFonts w:ascii="Courier New" w:cs="Courier New" w:eastAsia="Courier New" w:hAnsi="Courier New"/>
-                <w:color w:val="000000"/>
-                <w:sz w:val="20"/>
-                <w:szCs w:val="20"/>
-              </w:rPr>
-              <w:t xml:space="preserve">$ python main.py --tool pareto</w:t>
-            </w:r>
-          </w:p>
-          <w:p>
-            <w:pPr>
-              <w:spacing w:after="0" w:before="0" w:line="240" w:lineRule="auto"/>
-            </w:pPr>
-            <w:r>
-              <w:rPr>
-                <w:rFonts w:ascii="Courier New" w:cs="Courier New" w:eastAsia="Courier New" w:hAnsi="Courier New"/>
-                <w:color w:val="000000"/>
-                <w:sz w:val="20"/>
-                <w:szCs w:val="20"/>
-              </w:rPr>
-              <w:t xml:space="preserve"> </w:t>
-            </w:r>
-          </w:p>
-          <w:p>
-            <w:pPr>
-              <w:spacing w:after="0" w:before="0" w:line="240" w:lineRule="auto"/>
-            </w:pPr>
-            <w:r>
-              <w:rPr>
-                <w:rFonts w:ascii="Courier New" w:cs="Courier New" w:eastAsia="Courier New" w:hAnsi="Courier New"/>
-                <w:color w:val="000000"/>
-                <w:sz w:val="20"/>
-                <w:szCs w:val="20"/>
-              </w:rPr>
-              <w:t xml:space="preserve">No se especifico un CSV: generando dataset de ejemplo</w:t>
-            </w:r>
-          </w:p>
-          <w:p>
-            <w:pPr>
-              <w:spacing w:after="0" w:before="0" w:line="240" w:lineRule="auto"/>
-            </w:pPr>
-            <w:r>
-              <w:rPr>
-                <w:rFonts w:ascii="Courier New" w:cs="Courier New" w:eastAsia="Courier New" w:hAnsi="Courier New"/>
-                <w:color w:val="000000"/>
-                <w:sz w:val="20"/>
-                <w:szCs w:val="20"/>
-              </w:rPr>
-              <w:t xml:space="preserve">(retrasos en entregas de una empresa de logistica)...</w:t>
-            </w:r>
-          </w:p>
-          <w:p>
-            <w:pPr>
-              <w:spacing w:after="0" w:before="0" w:line="240" w:lineRule="auto"/>
-            </w:pPr>
-            <w:r>
-              <w:rPr>
-                <w:rFonts w:ascii="Courier New" w:cs="Courier New" w:eastAsia="Courier New" w:hAnsi="Courier New"/>
-                <w:color w:val="000000"/>
-                <w:sz w:val="20"/>
-                <w:szCs w:val="20"/>
-              </w:rPr>
-              <w:t xml:space="preserve">Dataset cargado: 700 registros.</w:t>
-            </w:r>
-          </w:p>
-          <w:p>
-            <w:pPr>
-              <w:spacing w:after="0" w:before="0" w:line="240" w:lineRule="auto"/>
-            </w:pPr>
-            <w:r>
-              <w:rPr>
-                <w:rFonts w:ascii="Courier New" w:cs="Courier New" w:eastAsia="Courier New" w:hAnsi="Courier New"/>
-                <w:color w:val="000000"/>
-                <w:sz w:val="20"/>
-                <w:szCs w:val="20"/>
-              </w:rPr>
-              <w:t xml:space="preserve"> </w:t>
-            </w:r>
-          </w:p>
-          <w:p>
-            <w:pPr>
-              <w:spacing w:after="0" w:before="0" w:line="240" w:lineRule="auto"/>
-            </w:pPr>
-            <w:r>
-              <w:rPr>
-                <w:rFonts w:ascii="Courier New" w:cs="Courier New" w:eastAsia="Courier New" w:hAnsi="Courier New"/>
-                <w:color w:val="000000"/>
-                <w:sz w:val="20"/>
-                <w:szCs w:val="20"/>
-              </w:rPr>
-              <w:t xml:space="preserve">--- Ejecutando: pareto ---</w:t>
-            </w:r>
-          </w:p>
-          <w:p>
-            <w:pPr>
-              <w:spacing w:after="0" w:before="0" w:line="240" w:lineRule="auto"/>
-            </w:pPr>
-            <w:r>
-              <w:rPr>
-                <w:rFonts w:ascii="Courier New" w:cs="Courier New" w:eastAsia="Courier New" w:hAnsi="Courier New"/>
-                <w:color w:val="000000"/>
-                <w:sz w:val="20"/>
-                <w:szCs w:val="20"/>
-              </w:rPr>
-              <w:t xml:space="preserve">Grafica de Pareto guardada en: output/graphs/pareto.png</w:t>
-            </w:r>
-          </w:p>
-          <w:p>
-            <w:pPr>
-              <w:spacing w:after="0" w:before="0" w:line="240" w:lineRule="auto"/>
-            </w:pPr>
-            <w:r>
-              <w:rPr>
-                <w:rFonts w:ascii="Courier New" w:cs="Courier New" w:eastAsia="Courier New" w:hAnsi="Courier New"/>
-                <w:color w:val="000000"/>
-                <w:sz w:val="20"/>
-                <w:szCs w:val="20"/>
-              </w:rPr>
-              <w:t xml:space="preserve">DIAGRAMA DE PARETO</w:t>
-            </w:r>
-          </w:p>
-          <w:p>
-            <w:pPr>
-              <w:spacing w:after="0" w:before="0" w:line="240" w:lineRule="auto"/>
-            </w:pPr>
-            <w:r>
-              <w:rPr>
-                <w:rFonts w:ascii="Courier New" w:cs="Courier New" w:eastAsia="Courier New" w:hAnsi="Courier New"/>
-                <w:color w:val="000000"/>
-                <w:sz w:val="20"/>
-                <w:szCs w:val="20"/>
-              </w:rPr>
-              <w:t xml:space="preserve">--------------------------------------------------</w:t>
-            </w:r>
-          </w:p>
-          <w:p>
-            <w:pPr>
-              <w:spacing w:after="0" w:before="0" w:line="240" w:lineRule="auto"/>
-            </w:pPr>
-            <w:r>
-              <w:rPr>
-                <w:rFonts w:ascii="Courier New" w:cs="Courier New" w:eastAsia="Courier New" w:hAnsi="Courier New"/>
-                <w:color w:val="000000"/>
-                <w:sz w:val="20"/>
-                <w:szCs w:val="20"/>
-              </w:rPr>
-              <w:t xml:space="preserve">Se identificaron 9 causas distintas de retraso.</w:t>
-            </w:r>
-          </w:p>
-          <w:p>
-            <w:pPr>
-              <w:spacing w:after="0" w:before="0" w:line="240" w:lineRule="auto"/>
-            </w:pPr>
-            <w:r>
-              <w:rPr>
-                <w:rFonts w:ascii="Courier New" w:cs="Courier New" w:eastAsia="Courier New" w:hAnsi="Courier New"/>
-                <w:color w:val="000000"/>
-                <w:sz w:val="20"/>
-                <w:szCs w:val="20"/>
-              </w:rPr>
-              <w:t xml:space="preserve">De estas, 5 causa(s) ('pocas vitales') concentran el</w:t>
-            </w:r>
-          </w:p>
-          <w:p>
-            <w:pPr>
-              <w:spacing w:after="0" w:before="0" w:line="240" w:lineRule="auto"/>
-            </w:pPr>
-            <w:r>
-              <w:rPr>
-                <w:rFonts w:ascii="Courier New" w:cs="Courier New" w:eastAsia="Courier New" w:hAnsi="Courier New"/>
-                <w:color w:val="000000"/>
-                <w:sz w:val="20"/>
-                <w:szCs w:val="20"/>
-              </w:rPr>
-              <w:t xml:space="preserve">85.1% de los envios retrasados:</w:t>
-            </w:r>
-          </w:p>
-          <w:p>
-            <w:pPr>
-              <w:spacing w:after="0" w:before="0" w:line="240" w:lineRule="auto"/>
-            </w:pPr>
-            <w:r>
-              <w:rPr>
-                <w:rFonts w:ascii="Courier New" w:cs="Courier New" w:eastAsia="Courier New" w:hAnsi="Courier New"/>
-                <w:color w:val="000000"/>
-                <w:sz w:val="20"/>
-                <w:szCs w:val="20"/>
-              </w:rPr>
-              <w:t xml:space="preserve">  -&gt; Trafico o congestion vial, Falta de stock en bodega,</w:t>
-            </w:r>
-          </w:p>
-          <w:p>
-            <w:pPr>
-              <w:spacing w:after="0" w:before="0" w:line="240" w:lineRule="auto"/>
-            </w:pPr>
-            <w:r>
-              <w:rPr>
-                <w:rFonts w:ascii="Courier New" w:cs="Courier New" w:eastAsia="Courier New" w:hAnsi="Courier New"/>
-                <w:color w:val="000000"/>
-                <w:sz w:val="20"/>
-                <w:szCs w:val="20"/>
-              </w:rPr>
-              <w:t xml:space="preserve">     Direccion incorrecta o incompleta, Mal etiquetado</w:t>
-            </w:r>
-          </w:p>
-          <w:p>
-            <w:pPr>
-              <w:spacing w:after="0" w:before="0" w:line="240" w:lineRule="auto"/>
-            </w:pPr>
-            <w:r>
-              <w:rPr>
-                <w:rFonts w:ascii="Courier New" w:cs="Courier New" w:eastAsia="Courier New" w:hAnsi="Courier New"/>
-                <w:color w:val="000000"/>
-                <w:sz w:val="20"/>
-                <w:szCs w:val="20"/>
-              </w:rPr>
-              <w:t xml:space="preserve">     del paquete, Retraso en aduana o documentacion</w:t>
-            </w:r>
-          </w:p>
-          <w:p>
-            <w:pPr>
-              <w:spacing w:after="0" w:before="0" w:line="240" w:lineRule="auto"/>
-            </w:pPr>
-            <w:r>
-              <w:rPr>
-                <w:rFonts w:ascii="Courier New" w:cs="Courier New" w:eastAsia="Courier New" w:hAnsi="Courier New"/>
-                <w:color w:val="000000"/>
-                <w:sz w:val="20"/>
-                <w:szCs w:val="20"/>
-              </w:rPr>
-              <w:t xml:space="preserve"> </w:t>
-            </w:r>
-          </w:p>
-          <w:p>
-            <w:pPr>
-              <w:spacing w:after="0" w:before="0" w:line="240" w:lineRule="auto"/>
-            </w:pPr>
-            <w:r>
-              <w:rPr>
-                <w:rFonts w:ascii="Courier New" w:cs="Courier New" w:eastAsia="Courier New" w:hAnsi="Courier New"/>
-                <w:color w:val="000000"/>
-                <w:sz w:val="20"/>
-                <w:szCs w:val="20"/>
-              </w:rPr>
-              <w:t xml:space="preserve">Resumen interpretativo consolidado en: output/interpretation.txt</w:t>
-            </w:r>
-          </w:p>
-        </w:tc>
-      </w:tr>
-    </w:tbl>
+    <w:p>
+      <w:pPr>
+        <w:spacing w:after="0" w:before="100" w:line="480" w:lineRule="auto"/>
+        <w:jc w:val="center"/>
+      </w:pPr>
+      <w:r>
+        <w:drawing>
+          <wp:inline distT="0" distB="0" distL="0" distR="0">
+            <wp:extent cx="4829175" cy="3124200"/>
+            <wp:effectExtent t="0" r="0" b="0" l="0"/>
+            <wp:docPr id="1" name="" descr="" title=""/>
+            <wp:cNvGraphicFramePr>
+              <a:graphicFrameLocks xmlns:a="http://schemas.openxmlformats.org/drawingml/2006/main" noChangeAspect="1"/>
+            </wp:cNvGraphicFramePr>
+            <a:graphic xmlns:a="http://schemas.openxmlformats.org/drawingml/2006/main">
+              <a:graphicData uri="http://schemas.openxmlformats.org/drawingml/2006/picture">
+                <pic:pic xmlns:pic="http://schemas.openxmlformats.org/drawingml/2006/picture">
+                  <pic:nvPicPr>
+                    <pic:cNvPr id="0" name="" descr=""/>
+                    <pic:cNvPicPr>
+                      <a:picLocks noChangeAspect="1" noChangeArrowheads="1"/>
+                    </pic:cNvPicPr>
+                  </pic:nvPicPr>
+                  <pic:blipFill>
+                    <a:blip r:embed="rId8" cstate="none"/>
+                    <a:srcRect/>
+                    <a:stretch>
+                      <a:fillRect/>
+                    </a:stretch>
+                  </pic:blipFill>
+                  <pic:spPr bwMode="auto">
+                    <a:xfrm>
+                      <a:off x="0" y="0"/>
+                      <a:ext cx="4829175" cy="3124200"/>
+                    </a:xfrm>
+                    <a:prstGeom prst="rect">
+                      <a:avLst/>
+                    </a:prstGeom>
+                  </pic:spPr>
+                </pic:pic>
+              </a:graphicData>
+            </a:graphic>
+          </wp:inline>
+        </w:drawing>
+      </w:r>
+    </w:p>
+    <w:p>
+      <w:pPr>
+        <w:spacing w:after="0" w:before="60" w:line="240" w:lineRule="auto"/>
+      </w:pPr>
+      <w:r>
+        <w:rPr>
+          <w:rFonts w:ascii="Times New Roman" w:cs="Times New Roman" w:eastAsia="Times New Roman" w:hAnsi="Times New Roman"/>
+          <w:i/>
+          <w:iCs/>
+          <w:color w:val="000000"/>
+          <w:sz w:val="20"/>
+          <w:szCs w:val="20"/>
+        </w:rPr>
+        <w:t xml:space="preserve">Nota. </w:t>
+      </w:r>
+      <w:r>
+        <w:rPr>
+          <w:rFonts w:ascii="Times New Roman" w:cs="Times New Roman" w:eastAsia="Times New Roman" w:hAnsi="Times New Roman"/>
+          <w:color w:val="000000"/>
+          <w:sz w:val="20"/>
+          <w:szCs w:val="20"/>
+        </w:rPr>
+        <w:t xml:space="preserve">Captura de la ejecución de python main.py --tool pareto, mostrando el resultado del análisis de Pareto generado por el software.</w:t>
+      </w:r>
+    </w:p>
     <w:p>
       <w:pPr>
         <w:spacing w:after="0" w:before="0" w:line="480" w:lineRule="auto"/>
@@ -4351,7 +4136,7 @@
                     </pic:cNvPicPr>
                   </pic:nvPicPr>
                   <pic:blipFill>
-                    <a:blip r:embed="rId8" cstate="none"/>
+                    <a:blip r:embed="rId9" cstate="none"/>
                     <a:srcRect/>
                     <a:stretch>
                       <a:fillRect/>
